--- a/doctorado/04-docx/Revision-Plan-de-Investigacion.docx
+++ b/doctorado/04-docx/Revision-Plan-de-Investigacion.docx
@@ -534,10 +534,20 @@
           <w:color w:val="1C1E2E"/>
           <w:sz w:val="26"/>
         </w:rPr>
-        <w:t>1.2 Modalidad y duración siguen en corchetes</w:t>
+        <w:t>1.2 Modalidad y duración — ✅ decidido: tiempo completo, 3 años</w:t>
       </w:r>
     </w:p>
     <w:p>
+      <w:r>
+        <w:rPr>
+          <w:rFonts w:ascii="Inter" w:hAnsi="Inter" w:cs="Inter"/>
+          <w:b/>
+          <w:i w:val="0"/>
+          <w:color w:val="1C1E2E"/>
+          <w:sz w:val="22"/>
+        </w:rPr>
+        <w:t>Decisión tomada: tiempo completo, tres años.</w:t>
+      </w:r>
       <w:r>
         <w:rPr>
           <w:rFonts w:ascii="Inter" w:hAnsi="Inter" w:cs="Inter"/>
@@ -546,7 +556,7 @@
           <w:color w:val="1C1E2E"/>
           <w:sz w:val="22"/>
         </w:rPr>
-        <w:t xml:space="preserve">El encabezado dice </w:t>
+        <w:t xml:space="preserve"> Hay que sustituir el corchete </w:t>
       </w:r>
       <w:r>
         <w:rPr>
@@ -566,7 +576,7 @@
           <w:color w:val="1C1E2E"/>
           <w:sz w:val="22"/>
         </w:rPr>
-        <w:t xml:space="preserve"> y el cronograma del §8 está construido a </w:t>
+        <w:t xml:space="preserve"> del encabezado por la modalidad definitiva, y </w:t>
       </w:r>
       <w:r>
         <w:rPr>
@@ -576,7 +586,7 @@
           <w:color w:val="1C1E2E"/>
           <w:sz w:val="22"/>
         </w:rPr>
-        <w:t>3 años</w:t>
+        <w:t>quitar el paréntesis del §8</w:t>
       </w:r>
       <w:r>
         <w:rPr>
@@ -586,59 +596,86 @@
           <w:color w:val="1C1E2E"/>
           <w:sz w:val="22"/>
         </w:rPr>
-        <w:t>, con un paréntesis que lo extiende a ~5.</w:t>
+        <w:t xml:space="preserve"> que extendía el cronograma a ~5 años: el calendario de tres años que ya tienes construido pasa a ser el compromiso, sin alternativa.</w:t>
       </w:r>
     </w:p>
     <w:p>
+      <w:pPr>
+        <w:pBdr>
+          <w:left w:val="single" w:sz="18" w:space="8" w:color="9A5B00"/>
+        </w:pBdr>
+        <w:spacing w:before="120" w:after="200"/>
+        <w:ind w:left="317"/>
+      </w:pPr>
       <w:r>
         <w:rPr>
           <w:rFonts w:ascii="Inter" w:hAnsi="Inter" w:cs="Inter"/>
           <w:b w:val="0"/>
           <w:i w:val="0"/>
-          <w:color w:val="1C1E2E"/>
-          <w:sz w:val="22"/>
+          <w:color w:val="5B5F77"/>
+          <w:sz w:val="21"/>
         </w:rPr>
-        <w:t xml:space="preserve">Hay que </w:t>
+        <w:t xml:space="preserve">⚠️ </w:t>
       </w:r>
       <w:r>
         <w:rPr>
           <w:rFonts w:ascii="Inter" w:hAnsi="Inter" w:cs="Inter"/>
           <w:b/>
           <w:i w:val="0"/>
-          <w:color w:val="1C1E2E"/>
-          <w:sz w:val="22"/>
+          <w:color w:val="5B5F77"/>
+          <w:sz w:val="21"/>
         </w:rPr>
-        <w:t>decidirlo</w:t>
+        <w:t>Consecuencia directa sobre §4 de esta revisión.</w:t>
       </w:r>
       <w:r>
         <w:rPr>
           <w:rFonts w:ascii="Inter" w:hAnsi="Inter" w:cs="Inter"/>
           <w:b w:val="0"/>
           <w:i w:val="0"/>
-          <w:color w:val="1C1E2E"/>
-          <w:sz w:val="22"/>
+          <w:color w:val="5B5F77"/>
+          <w:sz w:val="21"/>
         </w:rPr>
-        <w:t xml:space="preserve"> antes de presentar: el tribunal lee el cronograma como un compromiso. Y una vez decidido, </w:t>
+        <w:t xml:space="preserve"> Con tiempo completo desaparece el colchón que hacía defendible el alcance actual. Dos aportaciones, ocho objetivos, siete tareas y una replicación entre lenguas en tres años es mucho. </w:t>
       </w:r>
       <w:r>
         <w:rPr>
           <w:rFonts w:ascii="Inter" w:hAnsi="Inter" w:cs="Inter"/>
           <w:b/>
           <w:i w:val="0"/>
-          <w:color w:val="1C1E2E"/>
-          <w:sz w:val="22"/>
+          <w:color w:val="5B5F77"/>
+          <w:sz w:val="21"/>
         </w:rPr>
-        <w:t>el CV tiene que decir lo mismo</w:t>
+        <w:t>Ahora sí es necesario</w:t>
       </w:r>
       <w:r>
         <w:rPr>
           <w:rFonts w:ascii="Inter" w:hAnsi="Inter" w:cs="Inter"/>
           <w:b w:val="0"/>
           <w:i w:val="0"/>
-          <w:color w:val="1C1E2E"/>
-          <w:sz w:val="22"/>
+          <w:color w:val="5B5F77"/>
+          <w:sz w:val="21"/>
         </w:rPr>
-        <w:t xml:space="preserve"> — hoy los documentos del expediente hablaban de 4 años, que no es ninguna de las dos opciones de la UPV. Ya está corregido en el CV; falta fijarlo aquí.</w:t>
+        <w:t xml:space="preserve"> nombrar el núcleo en el resumen y marcar </w:t>
+      </w:r>
+      <w:r>
+        <w:rPr>
+          <w:rFonts w:ascii="Inter" w:hAnsi="Inter" w:cs="Inter"/>
+          <w:b/>
+          <w:i w:val="0"/>
+          <w:color w:val="5B5F77"/>
+          <w:sz w:val="21"/>
+        </w:rPr>
+        <w:t>T6 (replicación al español) como contingente</w:t>
+      </w:r>
+      <w:r>
+        <w:rPr>
+          <w:rFonts w:ascii="Inter" w:hAnsi="Inter" w:cs="Inter"/>
+          <w:b w:val="0"/>
+          <w:i w:val="0"/>
+          <w:color w:val="5B5F77"/>
+          <w:sz w:val="21"/>
+        </w:rPr>
+        <w:t>. No es cosmética: es lo que evita que el tribunal lea el cronograma como poco realista.</w:t>
       </w:r>
     </w:p>
     <w:p>
@@ -1366,7 +1403,7 @@
           <w:color w:val="1C1E2E"/>
           <w:sz w:val="22"/>
         </w:rPr>
-        <w:t>1.568 horas de docencia universitaria acreditadas</w:t>
+        <w:t>1.568 horas de docencia universitaria certificadas</w:t>
       </w:r>
       <w:r>
         <w:rPr>
@@ -1376,7 +1413,47 @@
           <w:color w:val="1C1E2E"/>
           <w:sz w:val="22"/>
         </w:rPr>
-        <w:t xml:space="preserve"> (UDO, 2005–2015). El plan dice «más de 20 años»; la cifra certificada es más persuasiva.</w:t>
+        <w:t xml:space="preserve"> (UDO Nueva Esparta, 8 semestres, 2007–2010), incluida la docencia de </w:t>
+      </w:r>
+      <w:r>
+        <w:rPr>
+          <w:rFonts w:ascii="Inter" w:hAnsi="Inter" w:cs="Inter"/>
+          <w:b/>
+          <w:i w:val="0"/>
+          <w:color w:val="1C1E2E"/>
+          <w:sz w:val="22"/>
+        </w:rPr>
+        <w:t>Inglés Técnico a Biología Marina y Acuacultura</w:t>
+      </w:r>
+      <w:r>
+        <w:rPr>
+          <w:rFonts w:ascii="Inter" w:hAnsi="Inter" w:cs="Inter"/>
+          <w:b w:val="0"/>
+          <w:i w:val="0"/>
+          <w:color w:val="1C1E2E"/>
+          <w:sz w:val="22"/>
+        </w:rPr>
+        <w:t xml:space="preserve"> — el mismo dominio en que redactabas y revisabas artículos para publicación. Y </w:t>
+      </w:r>
+      <w:r>
+        <w:rPr>
+          <w:rFonts w:ascii="Inter" w:hAnsi="Inter" w:cs="Inter"/>
+          <w:b/>
+          <w:i w:val="0"/>
+          <w:color w:val="1C1E2E"/>
+          <w:sz w:val="22"/>
+        </w:rPr>
+        <w:t>12 años de docencia de aula</w:t>
+      </w:r>
+      <w:r>
+        <w:rPr>
+          <w:rFonts w:ascii="Inter" w:hAnsi="Inter" w:cs="Inter"/>
+          <w:b w:val="0"/>
+          <w:i w:val="0"/>
+          <w:color w:val="1C1E2E"/>
+          <w:sz w:val="22"/>
+        </w:rPr>
+        <w:t xml:space="preserve"> en el Ministerio de Educación (2006–2019), verificables ante el Estado. El plan dice «más de 20 años»: las cifras certificadas son mucho más persuasivas.</w:t>
       </w:r>
     </w:p>
     <w:p>
@@ -1823,7 +1900,7 @@
           <w:color w:val="1C1E2E"/>
           <w:sz w:val="22"/>
         </w:rPr>
-        <w:t xml:space="preserve">Si eliges </w:t>
+        <w:t xml:space="preserve">~~Si eliges tiempo parcial (5 años), el alcance actual es defendible tal cual.~~ </w:t>
       </w:r>
       <w:r>
         <w:rPr>
@@ -1833,7 +1910,7 @@
           <w:color w:val="1C1E2E"/>
           <w:sz w:val="22"/>
         </w:rPr>
-        <w:t>tiempo parcial (5 años)</w:t>
+        <w:t>Descartado: la modalidad es tiempo completo, 3 años.</w:t>
       </w:r>
       <w:r>
         <w:rPr>
@@ -1843,7 +1920,7 @@
           <w:color w:val="1C1E2E"/>
           <w:sz w:val="22"/>
         </w:rPr>
-        <w:t>, el alcance actual es defendible tal cual y esta preocupación desaparece. Es un argumento a favor de esa modalidad.</w:t>
+        <w:t xml:space="preserve"> Los puntos 1 y 2 pasan de recomendables a necesarios.</w:t>
       </w:r>
     </w:p>
     <w:p>
@@ -2143,7 +2220,7 @@
           <w:color w:val="1C1E2E"/>
           <w:sz w:val="22"/>
         </w:rPr>
-        <w:t xml:space="preserve">☐ 🔴 Fijar </w:t>
+        <w:t xml:space="preserve">☑ </w:t>
       </w:r>
       <w:r>
         <w:rPr>
@@ -2153,7 +2230,7 @@
           <w:color w:val="1C1E2E"/>
           <w:sz w:val="22"/>
         </w:rPr>
-        <w:t>modalidad y duración</w:t>
+        <w:t>Modalidad decidida: tiempo completo, 3 años.</w:t>
       </w:r>
       <w:r>
         <w:rPr>
@@ -2163,7 +2240,7 @@
           <w:color w:val="1C1E2E"/>
           <w:sz w:val="22"/>
         </w:rPr>
-        <w:t xml:space="preserve"> (3 años completo / 5 parcial) y alinear el cronograma del §8 y el CV.</w:t>
+        <w:t xml:space="preserve"> Falta sustituir el corchete del encabezado y quitar el paréntesis de los ~5 años en el §8.</w:t>
       </w:r>
     </w:p>
     <w:p>
@@ -2288,7 +2365,64 @@
           <w:color w:val="1C1E2E"/>
           <w:sz w:val="22"/>
         </w:rPr>
-        <w:t xml:space="preserve">☐ ⚠️ Decidir y declarar el </w:t>
+        <w:t xml:space="preserve">☐ 🟡 </w:t>
+      </w:r>
+      <w:r>
+        <w:rPr>
+          <w:rFonts w:ascii="Inter" w:hAnsi="Inter" w:cs="Inter"/>
+          <w:b/>
+          <w:i w:val="0"/>
+          <w:color w:val="1C1E2E"/>
+          <w:sz w:val="22"/>
+        </w:rPr>
+        <w:t>Talkétika lleva acento.</w:t>
+      </w:r>
+      <w:r>
+        <w:rPr>
+          <w:rFonts w:ascii="Inter" w:hAnsi="Inter" w:cs="Inter"/>
+          <w:b w:val="0"/>
+          <w:i w:val="0"/>
+          <w:color w:val="1C1E2E"/>
+          <w:sz w:val="22"/>
+        </w:rPr>
+        <w:t xml:space="preserve"> El documento técnico de los tres tiers lo escribe «Talketika» en dos sitios (encabezado y aviso de copyright). Corregir antes de circularlo.</w:t>
+      </w:r>
+    </w:p>
+    <w:p>
+      <w:pPr>
+        <w:pStyle w:val="ListBullet"/>
+        <w:spacing w:after="60"/>
+        <w:ind w:left="403"/>
+      </w:pPr>
+      <w:r>
+        <w:rPr>
+          <w:rFonts w:ascii="Inter" w:hAnsi="Inter" w:cs="Inter"/>
+          <w:b w:val="0"/>
+          <w:i w:val="0"/>
+          <w:color w:val="1C1E2E"/>
+          <w:sz w:val="22"/>
+        </w:rPr>
+        <w:t xml:space="preserve">☐ 🔴 ⚠️ </w:t>
+      </w:r>
+      <w:r>
+        <w:rPr>
+          <w:rFonts w:ascii="Inter" w:hAnsi="Inter" w:cs="Inter"/>
+          <w:b/>
+          <w:i w:val="0"/>
+          <w:color w:val="1C1E2E"/>
+          <w:sz w:val="22"/>
+        </w:rPr>
+        <w:t>Ahora es prioritario:</w:t>
+      </w:r>
+      <w:r>
+        <w:rPr>
+          <w:rFonts w:ascii="Inter" w:hAnsi="Inter" w:cs="Inter"/>
+          <w:b w:val="0"/>
+          <w:i w:val="0"/>
+          <w:color w:val="1C1E2E"/>
+          <w:sz w:val="22"/>
+        </w:rPr>
+        <w:t xml:space="preserve"> declarar el </w:t>
       </w:r>
       <w:r>
         <w:rPr>
@@ -2308,7 +2442,7 @@
           <w:color w:val="1C1E2E"/>
           <w:sz w:val="22"/>
         </w:rPr>
-        <w:t xml:space="preserve"> de la tesis y marcar </w:t>
+        <w:t xml:space="preserve"> de la tesis en el resumen y marcar </w:t>
       </w:r>
       <w:r>
         <w:rPr>
@@ -2328,7 +2462,7 @@
           <w:color w:val="1C1E2E"/>
           <w:sz w:val="22"/>
         </w:rPr>
-        <w:t>.</w:t>
+        <w:t>. Con tiempo completo, el alcance actual necesita ese acotamiento.</w:t>
       </w:r>
     </w:p>
     <w:p>
